--- a/courts/third-circuit/pennsylvania/state/supreme-court/motion-brief/usage/OUTPUT-motion-brief.docx
+++ b/courts/third-circuit/pennsylvania/state/supreme-court/motion-brief/usage/OUTPUT-motion-brief.docx
@@ -868,10 +868,7 @@
         <w:ind w:left="1140" w:right="720" w:hanging="720"/>
       </w:pPr>
       <w:r>
-        <w:t xml:space="preserve">I.</w:t>
-      </w:r>
-      <w:r>
-        <w:t xml:space="preserve"> </w:t>
+        <w:t xml:space="preserve">I. </w:t>
       </w:r>
       <w:r>
         <w:t xml:space="preserve">Petitioners</w:t>
@@ -932,10 +929,7 @@
         <w:ind w:left="1140" w:right="720" w:hanging="720"/>
       </w:pPr>
       <w:r>
-        <w:t xml:space="preserve">II.</w:t>
-      </w:r>
-      <w:r>
-        <w:t xml:space="preserve"> </w:t>
+        <w:t xml:space="preserve">II. </w:t>
       </w:r>
       <w:r>
         <w:t xml:space="preserve">The</w:t>
@@ -1061,6 +1055,10 @@
         <w:t xml:space="preserve">I.</w:t>
       </w:r>
       <w:r>
+        <w:rPr>
+          <w:b/>
+          <w:bCs/>
+        </w:rPr>
         <w:tab/>
       </w:r>
       <w:r>
@@ -1682,26 +1680,20 @@
         <w:noBreakHyphen/>
       </w:r>
       <w:r>
-        <w:t xml:space="preserve">55, ¶¶ 65</w:t>
+        <w:t xml:space="preserve">55, ¶¶ 65-⁠87. Petitioners make no challenge to the procedural mechanisms through which Act 77 was passed – e.g., bicameralism and presentment – but rather, what is substantively contained within the legislative vehicle that became Act 77. The Pennsylvania General Assembly attempted to unconstitutionally expanded absentee voting through Act 77, despite constitutional limitations to such expansion. Act 77 itself is not a constitutional amendment, which would be the type of procedural laches challenge raised by the Executive-Respondents (and would fail in any case). Such a patent and substantive violation of the state Constitution cannot be barred by the mere passage of time – “To so hold would establish a dangerous precedent, the evil effect of which might reach far beyond present expectations.” Wilson, 195 A. at 99. Amending the constitution to expand a protected and fundamental right is not a mere procedural step, but rather one of substance.</w:t>
+      </w:r>
+    </w:p>
+    <w:p>
+      <w:pPr>
+        <w:pStyle w:val="BodyText"/>
+      </w:pPr>
+      <w:r>
+        <w:t xml:space="preserve">Even assuming arguendo that laches could apply to retrospective relief in a substantive constitutional challenge, laches can only bar relief where “(1) a delay arising from Appellants’ failure to exercise due diligence and (2) prejudice to the Appellees resulting from the delay “Stilp, 718 A.2d at 293 (citing Sprague, 550 A.2d at 187</w:t>
       </w:r>
       <w:r>
         <w:noBreakHyphen/>
       </w:r>
       <w:r>
-        <w:t xml:space="preserve">87. Petitioners make no challenge to the procedural mechanisms through which Act 77 was passed – e.g., bicameralism and presentment – but rather, what is substantively contained within the legislative vehicle that became Act 77. The Pennsylvania General Assembly attempted to unconstitutionally expanded absentee voting through Act 77, despite constitutional limitations to such expansion. Act 77 itself is not a constitutional amendment, which would be the type of procedural laches challenge raised by the Executive-Respondents (and would fail in any case). Such a patent and substantive violation of the state Constitution cannot be barred by the mere passage of time – “To so hold would establish a dangerous precedent, the evil effect of which might reach far beyond present expectations.” Wilson, 195 A. at 99. Amending the constitution to expand a protected and fundamental right is not a mere procedural step, but rather one of substance.</w:t>
-      </w:r>
-    </w:p>
-    <w:p>
-      <w:pPr>
-        <w:pStyle w:val="BodyText"/>
-      </w:pPr>
-      <w:r>
-        <w:t xml:space="preserve">Even assuming arguendo that laches could apply to retrospective relief in a substantive constitutional challenge, laches can only bar relief where “(1) a delay arising from Appellants’ failure to exercise due diligence and (2) prejudice to the Appellees resulting from the delay “Stilp, 718 A.2d at 293 (citing Sprague, 550 A.2d at 187</w:t>
-      </w:r>
-      <w:r>
-        <w:noBreakHyphen/>
-      </w:r>
-      <w:r>
         <w:t xml:space="preserve">88). In Sprague, the petitioner (an attorney), brought suit challenging the placing on an election ballot of two judges. Sprague, 550 A.2d 184. Respondents raised an objection based on laches because the petitioner waited 6.5 months from constructive notice that the judges would be on the ballot to bring suit. In evaluating the facts that the petitioner and respondents could have known through exercise of “due diligence,” the court found that while the petitioner was an attorney, and was therefore charged with the knowledge of the constitution and laws, the respondents (the Governor, Secretary, and other Commonwealth officials) were also lawyers and similarly failed to seek timely relief. Id. at 188. In denying the laches defense, the court reasoned that “[t]o find that petitioner was not duly diligent in pursuing his claim would require this Court to ignore the fact that respondents failed to ascertain the same facts and legal consequences and failed to diligently pursue any possible action.” Id.</w:t>
       </w:r>
     </w:p>
@@ -1718,13 +1710,7 @@
         <w:pStyle w:val="BodyText"/>
       </w:pPr>
       <w:r>
-        <w:t xml:space="preserve">Conversely, as in Sprague, Respondent Boockvar is an attorney, and should be charged with knowledge of the Constitution, and particular knowledge of the Election Code. In Sprague, the taxpayer’s more than six- month delay in bringing an action challenging the election did not constitute laches thereby preventing the Commonwealth Court from hearing the constitutional claims. 550 A.2d at 188. Additionally, Respondent Pennsylvania General Assembly appears to have had knowledge of the constitutional issues involved and began the process of amending the constitution to allow no-excuse mail-in ballots. That process appears to be ongoing to this day. App. p.42, ¶¶ 28</w:t>
-      </w:r>
-      <w:r>
-        <w:noBreakHyphen/>
-      </w:r>
-      <w:r>
-        <w:t xml:space="preserve">30. 2</w:t>
+        <w:t xml:space="preserve">Conversely, as in Sprague, Respondent Boockvar is an attorney, and should be charged with knowledge of the Constitution, and particular knowledge of the Election Code. In Sprague, the taxpayer’s more than six- month delay in bringing an action challenging the election did not constitute laches thereby preventing the Commonwealth Court from hearing the constitutional claims. 550 A.2d at 188. Additionally, Respondent Pennsylvania General Assembly appears to have had knowledge of the constitutional issues involved and began the process of amending the constitution to allow no-excuse mail-in ballots. That process appears to be ongoing to this day. App. p.42, ¶¶ 28-⁠30. 2</w:t>
       </w:r>
     </w:p>
     <w:p>
@@ -1775,6 +1761,10 @@
         <w:t xml:space="preserve">II.</w:t>
       </w:r>
       <w:r>
+        <w:rPr>
+          <w:b/>
+          <w:bCs/>
+        </w:rPr>
         <w:tab/>
       </w:r>
       <w:r>
@@ -3446,6 +3436,33 @@
     <w:pPr>
       <w:spacing w:before="0" w:after="0" w:line="322" w:lineRule="exact"/>
       <w:ind w:left="2160" w:hanging="720"/>
+    </w:pPr>
+  </w:style>
+  <w:style w:type="paragraph" w:customStyle="1" w:styleId="XdQuoteList1">
+    <w:name w:val="Xd Quote List 1"/>
+    <w:basedOn w:val="Normal"/>
+    <w:qFormat/>
+    <w:pPr>
+      <w:spacing w:before="0" w:after="0" w:line="322" w:lineRule="exact"/>
+      <w:ind w:left="2160" w:right="1440" w:hanging="720"/>
+    </w:pPr>
+  </w:style>
+  <w:style w:type="paragraph" w:customStyle="1" w:styleId="XdQuoteList2">
+    <w:name w:val="Xd Quote List 2"/>
+    <w:basedOn w:val="Normal"/>
+    <w:qFormat/>
+    <w:pPr>
+      <w:spacing w:before="0" w:after="0" w:line="322" w:lineRule="exact"/>
+      <w:ind w:left="2880" w:right="1440" w:hanging="720"/>
+    </w:pPr>
+  </w:style>
+  <w:style w:type="paragraph" w:customStyle="1" w:styleId="XdQuoteList3">
+    <w:name w:val="Xd Quote List 3"/>
+    <w:basedOn w:val="Normal"/>
+    <w:qFormat/>
+    <w:pPr>
+      <w:spacing w:before="0" w:after="0" w:line="322" w:lineRule="exact"/>
+      <w:ind w:left="3600" w:right="1440" w:hanging="720"/>
     </w:pPr>
   </w:style>
   <w:style w:type="paragraph" w:customStyle="1" w:styleId="XdQuote">
